--- a/CivicPulse_Test_Cases.docx
+++ b/CivicPulse_Test_Cases.docx
@@ -23,7 +23,7 @@
         <w:pStyle w:val="MetaX"/>
       </w:pPr>
       <w:r>
-        <w:t xml:space="preserve">10 August 2026  ·  B4 Group 11 Capstone  ·  Executed against the deployed project</w:t>
+        <w:t xml:space="preserve">11 August 2026  ·  B4 Group 11 Capstone  ·  Executed against the deployed project</w:t>
       </w:r>
     </w:p>
     <w:p>
@@ -409,6 +409,94 @@
           </w:p>
         </w:tc>
       </w:tr>
+      <w:tr>
+        <w:tc>
+          <w:tcPr>
+            <w:tcW w:w="2200" w:type="dxa"/>
+            <w:vAlign w:val="center"/>
+          </w:tcPr>
+          <w:p>
+            <w:pPr>
+              <w:pStyle w:val="TableTextX"/>
+            </w:pPr>
+            <w:r>
+              <w:t xml:space="preserve">Extracting the deployed function’s source and running it</w:t>
+            </w:r>
+          </w:p>
+        </w:tc>
+        <w:tc>
+          <w:tcPr>
+            <w:tcW w:w="3200" w:type="dxa"/>
+            <w:vAlign w:val="center"/>
+          </w:tcPr>
+          <w:p>
+            <w:pPr>
+              <w:pStyle w:val="TableTextX"/>
+            </w:pPr>
+            <w:r>
+              <w:t xml:space="preserve">Email validation</w:t>
+            </w:r>
+          </w:p>
+        </w:tc>
+        <w:tc>
+          <w:tcPr>
+            <w:tcW w:w="3600" w:type="dxa"/>
+            <w:vAlign w:val="center"/>
+          </w:tcPr>
+          <w:p>
+            <w:pPr>
+              <w:pStyle w:val="TableTextX"/>
+            </w:pPr>
+            <w:r>
+              <w:t xml:space="preserve">Tests the real bytes; a retyped copy would have hidden the double-@ bug</w:t>
+            </w:r>
+          </w:p>
+        </w:tc>
+      </w:tr>
+      <w:tr>
+        <w:tc>
+          <w:tcPr>
+            <w:tcW w:w="2200" w:type="dxa"/>
+            <w:vAlign w:val="center"/>
+          </w:tcPr>
+          <w:p>
+            <w:pPr>
+              <w:pStyle w:val="TableTextX"/>
+            </w:pPr>
+            <w:r>
+              <w:t xml:space="preserve">Testing the assumption before writing the feature</w:t>
+            </w:r>
+          </w:p>
+        </w:tc>
+        <w:tc>
+          <w:tcPr>
+            <w:tcW w:w="3200" w:type="dxa"/>
+            <w:vAlign w:val="center"/>
+          </w:tcPr>
+          <w:p>
+            <w:pPr>
+              <w:pStyle w:val="TableTextX"/>
+            </w:pPr>
+            <w:r>
+              <w:t xml:space="preserve">The abandoned MX check</w:t>
+            </w:r>
+          </w:p>
+        </w:tc>
+        <w:tc>
+          <w:tcPr>
+            <w:tcW w:w="3600" w:type="dxa"/>
+            <w:vAlign w:val="center"/>
+          </w:tcPr>
+          <w:p>
+            <w:pPr>
+              <w:pStyle w:val="TableTextX"/>
+            </w:pPr>
+            <w:r>
+              <w:t xml:space="preserve">Cheaper to disprove a design than to build and then remove it</w:t>
+            </w:r>
+          </w:p>
+        </w:tc>
+      </w:tr>
     </w:tbl>
     <w:p>
       <w:pPr>
@@ -3404,7 +3492,1206 @@
         <w:pStyle w:val="Heading1"/>
       </w:pPr>
       <w:r>
-        <w:t xml:space="preserve">10. Regression Checks</w:t>
+        <w:t xml:space="preserve">10. Staff Email Validation</w:t>
+      </w:r>
+    </w:p>
+    <w:p>
+      <w:pPr>
+        <w:pStyle w:val="BodyX"/>
+      </w:pPr>
+      <w:r>
+        <w:t xml:space="preserve">Creation checked only that an address was non-empty. The form’s type="email" was the sole real check, and the Edge Function is callable directly, so the browser was never the boundary.</w:t>
+      </w:r>
+    </w:p>
+    <w:tbl>
+      <w:tblPr>
+        <w:tblW w:w="0" w:type="auto"/>
+        <w:tblBorders>
+          <w:top w:val="single" w:sz="4" w:space="0" w:color="CBD5E1"/>
+          <w:left w:val="single" w:sz="4" w:space="0" w:color="CBD5E1"/>
+          <w:bottom w:val="single" w:sz="4" w:space="0" w:color="CBD5E1"/>
+          <w:right w:val="single" w:sz="4" w:space="0" w:color="CBD5E1"/>
+          <w:insideH w:val="single" w:sz="4" w:space="0" w:color="CBD5E1"/>
+          <w:insideV w:val="single" w:sz="4" w:space="0" w:color="CBD5E1"/>
+        </w:tblBorders>
+        <w:tblCellMar>
+          <w:top w:w="60" w:type="dxa"/>
+          <w:left w:w="110" w:type="dxa"/>
+          <w:bottom w:w="60" w:type="dxa"/>
+          <w:right w:w="110" w:type="dxa"/>
+        </w:tblCellMar>
+      </w:tblPr>
+      <w:tblGrid>
+        <w:gridCol w:w="900"/>
+        <w:gridCol w:w="4600"/>
+        <w:gridCol w:w="3500"/>
+      </w:tblGrid>
+      <w:tr>
+        <w:tc>
+          <w:tcPr>
+            <w:tcW w:w="900" w:type="dxa"/>
+            <w:shd w:val="clear" w:color="auto" w:fill="F1F5F9"/>
+            <w:vAlign w:val="center"/>
+          </w:tcPr>
+          <w:p>
+            <w:pPr>
+              <w:pStyle w:val="TableTextX"/>
+            </w:pPr>
+            <w:r>
+              <w:rPr>
+                <w:b/>
+              </w:rPr>
+              <w:t xml:space="preserve">ID</w:t>
+            </w:r>
+          </w:p>
+        </w:tc>
+        <w:tc>
+          <w:tcPr>
+            <w:tcW w:w="4600" w:type="dxa"/>
+            <w:shd w:val="clear" w:color="auto" w:fill="F1F5F9"/>
+            <w:vAlign w:val="center"/>
+          </w:tcPr>
+          <w:p>
+            <w:pPr>
+              <w:pStyle w:val="TableTextX"/>
+            </w:pPr>
+            <w:r>
+              <w:rPr>
+                <w:b/>
+              </w:rPr>
+              <w:t xml:space="preserve">What was tested</w:t>
+            </w:r>
+          </w:p>
+        </w:tc>
+        <w:tc>
+          <w:tcPr>
+            <w:tcW w:w="3500" w:type="dxa"/>
+            <w:shd w:val="clear" w:color="auto" w:fill="F1F5F9"/>
+            <w:vAlign w:val="center"/>
+          </w:tcPr>
+          <w:p>
+            <w:pPr>
+              <w:pStyle w:val="TableTextX"/>
+            </w:pPr>
+            <w:r>
+              <w:rPr>
+                <w:b/>
+              </w:rPr>
+              <w:t xml:space="preserve">Result</w:t>
+            </w:r>
+          </w:p>
+        </w:tc>
+      </w:tr>
+      <w:tr>
+        <w:tc>
+          <w:tcPr>
+            <w:tcW w:w="900" w:type="dxa"/>
+            <w:vAlign w:val="center"/>
+          </w:tcPr>
+          <w:p>
+            <w:pPr>
+              <w:pStyle w:val="TableTextX"/>
+            </w:pPr>
+            <w:r>
+              <w:t xml:space="preserve">VAL-01</w:t>
+            </w:r>
+          </w:p>
+        </w:tc>
+        <w:tc>
+          <w:tcPr>
+            <w:tcW w:w="4600" w:type="dxa"/>
+            <w:vAlign w:val="center"/>
+          </w:tcPr>
+          <w:p>
+            <w:pPr>
+              <w:pStyle w:val="TableTextX"/>
+            </w:pPr>
+            <w:r>
+              <w:t xml:space="preserve">Format rule against 24 addresses, run by extracting the function’s real source from the deployed file</w:t>
+            </w:r>
+          </w:p>
+        </w:tc>
+        <w:tc>
+          <w:tcPr>
+            <w:tcW w:w="3500" w:type="dxa"/>
+            <w:vAlign w:val="center"/>
+          </w:tcPr>
+          <w:p>
+            <w:pPr>
+              <w:pStyle w:val="TableTextX"/>
+            </w:pPr>
+            <w:r>
+              <w:t xml:space="preserve">23/24 on the first run. ravi@@gmail.com passed — the split is on the last @, so a second one hid in the local part unchecked. 24/24 after the fix</w:t>
+            </w:r>
+          </w:p>
+        </w:tc>
+      </w:tr>
+      <w:tr>
+        <w:tc>
+          <w:tcPr>
+            <w:tcW w:w="900" w:type="dxa"/>
+            <w:vAlign w:val="center"/>
+          </w:tcPr>
+          <w:p>
+            <w:pPr>
+              <w:pStyle w:val="TableTextX"/>
+            </w:pPr>
+            <w:r>
+              <w:t xml:space="preserve">VAL-02</w:t>
+            </w:r>
+          </w:p>
+        </w:tc>
+        <w:tc>
+          <w:tcPr>
+            <w:tcW w:w="4600" w:type="dxa"/>
+            <w:vAlign w:val="center"/>
+          </w:tcPr>
+          <w:p>
+            <w:pPr>
+              <w:pStyle w:val="TableTextX"/>
+            </w:pPr>
+            <w:r>
+              <w:t xml:space="preserve">Addresses that must be accepted</w:t>
+            </w:r>
+          </w:p>
+        </w:tc>
+        <w:tc>
+          <w:tcPr>
+            <w:tcW w:w="3500" w:type="dxa"/>
+            <w:vAlign w:val="center"/>
+          </w:tcPr>
+          <w:p>
+            <w:pPr>
+              <w:pStyle w:val="TableTextX"/>
+            </w:pPr>
+            <w:r>
+              <w:t xml:space="preserve">ravi.kumar+staff@gmail.com, o’brien@example.co.uk, a@b.io and ravi@department.gov.in all pass</w:t>
+            </w:r>
+          </w:p>
+        </w:tc>
+      </w:tr>
+      <w:tr>
+        <w:tc>
+          <w:tcPr>
+            <w:tcW w:w="900" w:type="dxa"/>
+            <w:vAlign w:val="center"/>
+          </w:tcPr>
+          <w:p>
+            <w:pPr>
+              <w:pStyle w:val="TableTextX"/>
+            </w:pPr>
+            <w:r>
+              <w:t xml:space="preserve">VAL-03</w:t>
+            </w:r>
+          </w:p>
+        </w:tc>
+        <w:tc>
+          <w:tcPr>
+            <w:tcW w:w="4600" w:type="dxa"/>
+            <w:vAlign w:val="center"/>
+          </w:tcPr>
+          <w:p>
+            <w:pPr>
+              <w:pStyle w:val="TableTextX"/>
+            </w:pPr>
+            <w:r>
+              <w:t xml:space="preserve">Addresses that must be rejected</w:t>
+            </w:r>
+          </w:p>
+        </w:tc>
+        <w:tc>
+          <w:tcPr>
+            <w:tcW w:w="3500" w:type="dxa"/>
+            <w:vAlign w:val="center"/>
+          </w:tcPr>
+          <w:p>
+            <w:pPr>
+              <w:pStyle w:val="TableTextX"/>
+            </w:pPr>
+            <w:r>
+              <w:t xml:space="preserve">ravi@localhost, ravi@gmail.c, ra..vi@…, ravi@-gmail.com, over-length local parts, whitespace — all refused</w:t>
+            </w:r>
+          </w:p>
+        </w:tc>
+      </w:tr>
+      <w:tr>
+        <w:tc>
+          <w:tcPr>
+            <w:tcW w:w="900" w:type="dxa"/>
+            <w:vAlign w:val="center"/>
+          </w:tcPr>
+          <w:p>
+            <w:pPr>
+              <w:pStyle w:val="TableTextX"/>
+            </w:pPr>
+            <w:r>
+              <w:t xml:space="preserve">VAL-04</w:t>
+            </w:r>
+          </w:p>
+        </w:tc>
+        <w:tc>
+          <w:tcPr>
+            <w:tcW w:w="4600" w:type="dxa"/>
+            <w:vAlign w:val="center"/>
+          </w:tcPr>
+          <w:p>
+            <w:pPr>
+              <w:pStyle w:val="TableTextX"/>
+            </w:pPr>
+            <w:r>
+              <w:t xml:space="preserve">Typo suggester against 16 cases</w:t>
+            </w:r>
+          </w:p>
+        </w:tc>
+        <w:tc>
+          <w:tcPr>
+            <w:tcW w:w="3500" w:type="dxa"/>
+            <w:vAlign w:val="center"/>
+          </w:tcPr>
+          <w:p>
+            <w:pPr>
+              <w:pStyle w:val="TableTextX"/>
+            </w:pPr>
+            <w:r>
+              <w:t xml:space="preserve">16/16. gmial.com, gmai.com, gmail.co, gmail.con, yaho.com, hotmial.com, outlok.com and rediffmail.co all corrected</w:t>
+            </w:r>
+          </w:p>
+        </w:tc>
+      </w:tr>
+      <w:tr>
+        <w:tc>
+          <w:tcPr>
+            <w:tcW w:w="900" w:type="dxa"/>
+            <w:vAlign w:val="center"/>
+          </w:tcPr>
+          <w:p>
+            <w:pPr>
+              <w:pStyle w:val="TableTextX"/>
+            </w:pPr>
+            <w:r>
+              <w:t xml:space="preserve">VAL-05</w:t>
+            </w:r>
+          </w:p>
+        </w:tc>
+        <w:tc>
+          <w:tcPr>
+            <w:tcW w:w="4600" w:type="dxa"/>
+            <w:vAlign w:val="center"/>
+          </w:tcPr>
+          <w:p>
+            <w:pPr>
+              <w:pStyle w:val="TableTextX"/>
+            </w:pPr>
+            <w:r>
+              <w:t xml:space="preserve">Addresses that must draw no suggestion — the false-positive risk</w:t>
+            </w:r>
+          </w:p>
+        </w:tc>
+        <w:tc>
+          <w:tcPr>
+            <w:tcW w:w="3500" w:type="dxa"/>
+            <w:vAlign w:val="center"/>
+          </w:tcPr>
+          <w:p>
+            <w:pPr>
+              <w:pStyle w:val="TableTextX"/>
+            </w:pPr>
+            <w:r>
+              <w:t xml:space="preserve">iitp.ac.in, department.gov.in, kmc.gov.in and yahoo.co.in all silent, as required</w:t>
+            </w:r>
+          </w:p>
+        </w:tc>
+      </w:tr>
+      <w:tr>
+        <w:tc>
+          <w:tcPr>
+            <w:tcW w:w="900" w:type="dxa"/>
+            <w:vAlign w:val="center"/>
+          </w:tcPr>
+          <w:p>
+            <w:pPr>
+              <w:pStyle w:val="TableTextX"/>
+            </w:pPr>
+            <w:r>
+              <w:t xml:space="preserve">VAL-06</w:t>
+            </w:r>
+          </w:p>
+        </w:tc>
+        <w:tc>
+          <w:tcPr>
+            <w:tcW w:w="4600" w:type="dxa"/>
+            <w:vAlign w:val="center"/>
+          </w:tcPr>
+          <w:p>
+            <w:pPr>
+              <w:pStyle w:val="TableTextX"/>
+            </w:pPr>
+            <w:r>
+              <w:t xml:space="preserve">Whether an MX lookup would catch typo domains, tested before building it</w:t>
+            </w:r>
+          </w:p>
+        </w:tc>
+        <w:tc>
+          <w:tcPr>
+            <w:tcW w:w="3500" w:type="dxa"/>
+            <w:vAlign w:val="center"/>
+          </w:tcPr>
+          <w:p>
+            <w:pPr>
+              <w:pStyle w:val="TableTextX"/>
+            </w:pPr>
+            <w:r>
+              <w:t xml:space="preserve">It would not. Six of seven accept mail — gmial.com, gmai.com and gmail.co have MX records; yaho.com, hotmial.com, outlok.com and rediffmail.co accept on the A record. Only gmail.con fails. The check was abandoned</w:t>
+            </w:r>
+          </w:p>
+        </w:tc>
+      </w:tr>
+    </w:tbl>
+    <w:p>
+      <w:pPr>
+        <w:pStyle w:val="NoteX"/>
+      </w:pPr>
+      <w:r>
+        <w:t xml:space="preserve">VAL-06 is the most useful test here and it was run on a design, not on code. The MX check had been planned and estimated; testing the assumption first showed it would catch one realistic typo in eight that the suggester already handles, and it was dropped before anything was written.</w:t>
+      </w:r>
+    </w:p>
+    <w:p>
+      <w:pPr>
+        <w:pStyle w:val="SpacerX"/>
+      </w:pPr>
+    </w:p>
+    <w:p>
+      <w:pPr>
+        <w:pStyle w:val="Heading1"/>
+      </w:pPr>
+      <w:r>
+        <w:t xml:space="preserve">11. Authentication and Password Recovery</w:t>
+      </w:r>
+    </w:p>
+    <w:tbl>
+      <w:tblPr>
+        <w:tblW w:w="0" w:type="auto"/>
+        <w:tblBorders>
+          <w:top w:val="single" w:sz="4" w:space="0" w:color="CBD5E1"/>
+          <w:left w:val="single" w:sz="4" w:space="0" w:color="CBD5E1"/>
+          <w:bottom w:val="single" w:sz="4" w:space="0" w:color="CBD5E1"/>
+          <w:right w:val="single" w:sz="4" w:space="0" w:color="CBD5E1"/>
+          <w:insideH w:val="single" w:sz="4" w:space="0" w:color="CBD5E1"/>
+          <w:insideV w:val="single" w:sz="4" w:space="0" w:color="CBD5E1"/>
+        </w:tblBorders>
+        <w:tblCellMar>
+          <w:top w:w="60" w:type="dxa"/>
+          <w:left w:w="110" w:type="dxa"/>
+          <w:bottom w:w="60" w:type="dxa"/>
+          <w:right w:w="110" w:type="dxa"/>
+        </w:tblCellMar>
+      </w:tblPr>
+      <w:tblGrid>
+        <w:gridCol w:w="900"/>
+        <w:gridCol w:w="4600"/>
+        <w:gridCol w:w="3500"/>
+      </w:tblGrid>
+      <w:tr>
+        <w:tc>
+          <w:tcPr>
+            <w:tcW w:w="900" w:type="dxa"/>
+            <w:shd w:val="clear" w:color="auto" w:fill="F1F5F9"/>
+            <w:vAlign w:val="center"/>
+          </w:tcPr>
+          <w:p>
+            <w:pPr>
+              <w:pStyle w:val="TableTextX"/>
+            </w:pPr>
+            <w:r>
+              <w:rPr>
+                <w:b/>
+              </w:rPr>
+              <w:t xml:space="preserve">ID</w:t>
+            </w:r>
+          </w:p>
+        </w:tc>
+        <w:tc>
+          <w:tcPr>
+            <w:tcW w:w="4600" w:type="dxa"/>
+            <w:shd w:val="clear" w:color="auto" w:fill="F1F5F9"/>
+            <w:vAlign w:val="center"/>
+          </w:tcPr>
+          <w:p>
+            <w:pPr>
+              <w:pStyle w:val="TableTextX"/>
+            </w:pPr>
+            <w:r>
+              <w:rPr>
+                <w:b/>
+              </w:rPr>
+              <w:t xml:space="preserve">What was tested</w:t>
+            </w:r>
+          </w:p>
+        </w:tc>
+        <w:tc>
+          <w:tcPr>
+            <w:tcW w:w="3500" w:type="dxa"/>
+            <w:shd w:val="clear" w:color="auto" w:fill="F1F5F9"/>
+            <w:vAlign w:val="center"/>
+          </w:tcPr>
+          <w:p>
+            <w:pPr>
+              <w:pStyle w:val="TableTextX"/>
+            </w:pPr>
+            <w:r>
+              <w:rPr>
+                <w:b/>
+              </w:rPr>
+              <w:t xml:space="preserve">Result</w:t>
+            </w:r>
+          </w:p>
+        </w:tc>
+      </w:tr>
+      <w:tr>
+        <w:tc>
+          <w:tcPr>
+            <w:tcW w:w="900" w:type="dxa"/>
+            <w:vAlign w:val="center"/>
+          </w:tcPr>
+          <w:p>
+            <w:pPr>
+              <w:pStyle w:val="TableTextX"/>
+            </w:pPr>
+            <w:r>
+              <w:t xml:space="preserve">AUTH-01</w:t>
+            </w:r>
+          </w:p>
+        </w:tc>
+        <w:tc>
+          <w:tcPr>
+            <w:tcW w:w="4600" w:type="dxa"/>
+            <w:vAlign w:val="center"/>
+          </w:tcPr>
+          <w:p>
+            <w:pPr>
+              <w:pStyle w:val="TableTextX"/>
+            </w:pPr>
+            <w:r>
+              <w:t xml:space="preserve">Whether auth email could work at all</w:t>
+            </w:r>
+          </w:p>
+        </w:tc>
+        <w:tc>
+          <w:tcPr>
+            <w:tcW w:w="3500" w:type="dxa"/>
+            <w:vAlign w:val="center"/>
+          </w:tcPr>
+          <w:p>
+            <w:pPr>
+              <w:pStyle w:val="TableTextX"/>
+            </w:pPr>
+            <w:r>
+              <w:t xml:space="preserve">It could not. The built-in mailer allowed 2 emails per hour and site_url was still the default localhost:3000, so every link pointed at the recipient’s own machine. Password recovery had never worked</w:t>
+            </w:r>
+          </w:p>
+        </w:tc>
+      </w:tr>
+      <w:tr>
+        <w:tc>
+          <w:tcPr>
+            <w:tcW w:w="900" w:type="dxa"/>
+            <w:vAlign w:val="center"/>
+          </w:tcPr>
+          <w:p>
+            <w:pPr>
+              <w:pStyle w:val="TableTextX"/>
+            </w:pPr>
+            <w:r>
+              <w:t xml:space="preserve">AUTH-02</w:t>
+            </w:r>
+          </w:p>
+        </w:tc>
+        <w:tc>
+          <w:tcPr>
+            <w:tcW w:w="4600" w:type="dxa"/>
+            <w:vAlign w:val="center"/>
+          </w:tcPr>
+          <w:p>
+            <w:pPr>
+              <w:pStyle w:val="TableTextX"/>
+            </w:pPr>
+            <w:r>
+              <w:t xml:space="preserve">Recovery email after SMTP, site_url and the redirect allow list were set</w:t>
+            </w:r>
+          </w:p>
+        </w:tc>
+        <w:tc>
+          <w:tcPr>
+            <w:tcW w:w="3500" w:type="dxa"/>
+            <w:vAlign w:val="center"/>
+          </w:tcPr>
+          <w:p>
+            <w:pPr>
+              <w:pStyle w:val="TableTextX"/>
+            </w:pPr>
+            <w:r>
+              <w:t xml:space="preserve">Delivered. last_sign_in_at recorded 29 seconds after the send, and the token showed consumed — the link worked</w:t>
+            </w:r>
+          </w:p>
+        </w:tc>
+      </w:tr>
+      <w:tr>
+        <w:tc>
+          <w:tcPr>
+            <w:tcW w:w="900" w:type="dxa"/>
+            <w:vAlign w:val="center"/>
+          </w:tcPr>
+          <w:p>
+            <w:pPr>
+              <w:pStyle w:val="TableTextX"/>
+            </w:pPr>
+            <w:r>
+              <w:t xml:space="preserve">AUTH-03</w:t>
+            </w:r>
+          </w:p>
+        </w:tc>
+        <w:tc>
+          <w:tcPr>
+            <w:tcW w:w="4600" w:type="dxa"/>
+            <w:vAlign w:val="center"/>
+          </w:tcPr>
+          <w:p>
+            <w:pPr>
+              <w:pStyle w:val="TableTextX"/>
+            </w:pPr>
+            <w:r>
+              <w:t xml:space="preserve">Where the recovery link actually landed</w:t>
+            </w:r>
+          </w:p>
+        </w:tc>
+        <w:tc>
+          <w:tcPr>
+            <w:tcW w:w="3500" w:type="dxa"/>
+            <w:vAlign w:val="center"/>
+          </w:tcPr>
+          <w:p>
+            <w:pPr>
+              <w:pStyle w:val="TableTextX"/>
+            </w:pPr>
+            <w:r>
+              <w:t xml:space="preserve">On the resident report form, not the set-password page. A recovery link carries no destination; Supabase builds it from site_url</w:t>
+            </w:r>
+          </w:p>
+        </w:tc>
+      </w:tr>
+      <w:tr>
+        <w:tc>
+          <w:tcPr>
+            <w:tcW w:w="900" w:type="dxa"/>
+            <w:vAlign w:val="center"/>
+          </w:tcPr>
+          <w:p>
+            <w:pPr>
+              <w:pStyle w:val="TableTextX"/>
+            </w:pPr>
+            <w:r>
+              <w:t xml:space="preserve">AUTH-04</w:t>
+            </w:r>
+          </w:p>
+        </w:tc>
+        <w:tc>
+          <w:tcPr>
+            <w:tcW w:w="4600" w:type="dxa"/>
+            <w:vAlign w:val="center"/>
+          </w:tcPr>
+          <w:p>
+            <w:pPr>
+              <w:pStyle w:val="TableTextX"/>
+            </w:pPr>
+            <w:r>
+              <w:t xml:space="preserve">Same link clicked a second time</w:t>
+            </w:r>
+          </w:p>
+        </w:tc>
+        <w:tc>
+          <w:tcPr>
+            <w:tcW w:w="3500" w:type="dxa"/>
+            <w:vAlign w:val="center"/>
+          </w:tcPr>
+          <w:p>
+            <w:pPr>
+              <w:pStyle w:val="TableTextX"/>
+            </w:pPr>
+            <w:r>
+              <w:t xml:space="preserve">Failed, correctly — recovery tokens are single use. Confirmed against the database rather than assumed</w:t>
+            </w:r>
+          </w:p>
+        </w:tc>
+      </w:tr>
+      <w:tr>
+        <w:tc>
+          <w:tcPr>
+            <w:tcW w:w="900" w:type="dxa"/>
+            <w:vAlign w:val="center"/>
+          </w:tcPr>
+          <w:p>
+            <w:pPr>
+              <w:pStyle w:val="TableTextX"/>
+            </w:pPr>
+            <w:r>
+              <w:t xml:space="preserve">AUTH-05</w:t>
+            </w:r>
+          </w:p>
+        </w:tc>
+        <w:tc>
+          <w:tcPr>
+            <w:tcW w:w="4600" w:type="dxa"/>
+            <w:vAlign w:val="center"/>
+          </w:tcPr>
+          <w:p>
+            <w:pPr>
+              <w:pStyle w:val="TableTextX"/>
+            </w:pPr>
+            <w:r>
+              <w:t xml:space="preserve">Fresh link after the client-side routing fix</w:t>
+            </w:r>
+          </w:p>
+        </w:tc>
+        <w:tc>
+          <w:tcPr>
+            <w:tcW w:w="3500" w:type="dxa"/>
+            <w:vAlign w:val="center"/>
+          </w:tcPr>
+          <w:p>
+            <w:pPr>
+              <w:pStyle w:val="TableTextX"/>
+            </w:pPr>
+            <w:r>
+              <w:t xml:space="preserve">Landed on the set-password page with the form</w:t>
+            </w:r>
+          </w:p>
+        </w:tc>
+      </w:tr>
+      <w:tr>
+        <w:tc>
+          <w:tcPr>
+            <w:tcW w:w="900" w:type="dxa"/>
+            <w:vAlign w:val="center"/>
+          </w:tcPr>
+          <w:p>
+            <w:pPr>
+              <w:pStyle w:val="TableTextX"/>
+            </w:pPr>
+            <w:r>
+              <w:t xml:space="preserve">AUTH-06</w:t>
+            </w:r>
+          </w:p>
+        </w:tc>
+        <w:tc>
+          <w:tcPr>
+            <w:tcW w:w="4600" w:type="dxa"/>
+            <w:vAlign w:val="center"/>
+          </w:tcPr>
+          <w:p>
+            <w:pPr>
+              <w:pStyle w:val="TableTextX"/>
+            </w:pPr>
+            <w:r>
+              <w:t xml:space="preserve">The set-password route with no link</w:t>
+            </w:r>
+          </w:p>
+        </w:tc>
+        <w:tc>
+          <w:tcPr>
+            <w:tcW w:w="3500" w:type="dxa"/>
+            <w:vAlign w:val="center"/>
+          </w:tcPr>
+          <w:p>
+            <w:pPr>
+              <w:pStyle w:val="TableTextX"/>
+            </w:pPr>
+            <w:r>
+              <w:t xml:space="preserve">Shows the expired state rather than an empty form</w:t>
+            </w:r>
+          </w:p>
+        </w:tc>
+      </w:tr>
+      <w:tr>
+        <w:tc>
+          <w:tcPr>
+            <w:tcW w:w="900" w:type="dxa"/>
+            <w:vAlign w:val="center"/>
+          </w:tcPr>
+          <w:p>
+            <w:pPr>
+              <w:pStyle w:val="TableTextX"/>
+            </w:pPr>
+            <w:r>
+              <w:t xml:space="preserve">AUTH-07</w:t>
+            </w:r>
+          </w:p>
+        </w:tc>
+        <w:tc>
+          <w:tcPr>
+            <w:tcW w:w="4600" w:type="dxa"/>
+            <w:vAlign w:val="center"/>
+          </w:tcPr>
+          <w:p>
+            <w:pPr>
+              <w:pStyle w:val="TableTextX"/>
+            </w:pPr>
+            <w:r>
+              <w:t xml:space="preserve">Deployed bundle after each release</w:t>
+            </w:r>
+          </w:p>
+        </w:tc>
+        <w:tc>
+          <w:tcPr>
+            <w:tcW w:w="3500" w:type="dxa"/>
+            <w:vAlign w:val="center"/>
+          </w:tcPr>
+          <w:p>
+            <w:pPr>
+              <w:pStyle w:val="TableTextX"/>
+            </w:pPr>
+            <w:r>
+              <w:t xml:space="preserve">Set-password chunk contains the form, the expired state and the updateUser call</w:t>
+            </w:r>
+          </w:p>
+        </w:tc>
+      </w:tr>
+    </w:tbl>
+    <w:p>
+      <w:pPr>
+        <w:pStyle w:val="NoteX"/>
+      </w:pPr>
+      <w:r>
+        <w:t xml:space="preserve">AUTH-03 was found by the user testing, not by me. I had asserted the link would land on the set-password page without checking how Supabase constructs it. The fix also had to account for a race: the client consumes the URL fragment during construction, before React mounts, so a listener registered in a component can miss the event entirely.</w:t>
+      </w:r>
+    </w:p>
+    <w:p>
+      <w:pPr>
+        <w:pStyle w:val="SpacerX"/>
+      </w:pPr>
+    </w:p>
+    <w:p>
+      <w:pPr>
+        <w:pStyle w:val="Heading1"/>
+      </w:pPr>
+      <w:r>
+        <w:t xml:space="preserve">12. User Deletion</w:t>
+      </w:r>
+    </w:p>
+    <w:p>
+      <w:pPr>
+        <w:pStyle w:val="BodyX"/>
+      </w:pPr>
+      <w:r>
+        <w:t xml:space="preserve">Run against a real engineer holding five tickets and seven roster shifts, inside a transaction that was rolled back.</w:t>
+      </w:r>
+    </w:p>
+    <w:tbl>
+      <w:tblPr>
+        <w:tblW w:w="0" w:type="auto"/>
+        <w:tblBorders>
+          <w:top w:val="single" w:sz="4" w:space="0" w:color="CBD5E1"/>
+          <w:left w:val="single" w:sz="4" w:space="0" w:color="CBD5E1"/>
+          <w:bottom w:val="single" w:sz="4" w:space="0" w:color="CBD5E1"/>
+          <w:right w:val="single" w:sz="4" w:space="0" w:color="CBD5E1"/>
+          <w:insideH w:val="single" w:sz="4" w:space="0" w:color="CBD5E1"/>
+          <w:insideV w:val="single" w:sz="4" w:space="0" w:color="CBD5E1"/>
+        </w:tblBorders>
+        <w:tblCellMar>
+          <w:top w:w="60" w:type="dxa"/>
+          <w:left w:w="110" w:type="dxa"/>
+          <w:bottom w:w="60" w:type="dxa"/>
+          <w:right w:w="110" w:type="dxa"/>
+        </w:tblCellMar>
+      </w:tblPr>
+      <w:tblGrid>
+        <w:gridCol w:w="900"/>
+        <w:gridCol w:w="4600"/>
+        <w:gridCol w:w="3500"/>
+      </w:tblGrid>
+      <w:tr>
+        <w:tc>
+          <w:tcPr>
+            <w:tcW w:w="900" w:type="dxa"/>
+            <w:shd w:val="clear" w:color="auto" w:fill="F1F5F9"/>
+            <w:vAlign w:val="center"/>
+          </w:tcPr>
+          <w:p>
+            <w:pPr>
+              <w:pStyle w:val="TableTextX"/>
+            </w:pPr>
+            <w:r>
+              <w:rPr>
+                <w:b/>
+              </w:rPr>
+              <w:t xml:space="preserve">ID</w:t>
+            </w:r>
+          </w:p>
+        </w:tc>
+        <w:tc>
+          <w:tcPr>
+            <w:tcW w:w="4600" w:type="dxa"/>
+            <w:shd w:val="clear" w:color="auto" w:fill="F1F5F9"/>
+            <w:vAlign w:val="center"/>
+          </w:tcPr>
+          <w:p>
+            <w:pPr>
+              <w:pStyle w:val="TableTextX"/>
+            </w:pPr>
+            <w:r>
+              <w:rPr>
+                <w:b/>
+              </w:rPr>
+              <w:t xml:space="preserve">What was tested</w:t>
+            </w:r>
+          </w:p>
+        </w:tc>
+        <w:tc>
+          <w:tcPr>
+            <w:tcW w:w="3500" w:type="dxa"/>
+            <w:shd w:val="clear" w:color="auto" w:fill="F1F5F9"/>
+            <w:vAlign w:val="center"/>
+          </w:tcPr>
+          <w:p>
+            <w:pPr>
+              <w:pStyle w:val="TableTextX"/>
+            </w:pPr>
+            <w:r>
+              <w:rPr>
+                <w:b/>
+              </w:rPr>
+              <w:t xml:space="preserve">Result</w:t>
+            </w:r>
+          </w:p>
+        </w:tc>
+      </w:tr>
+      <w:tr>
+        <w:tc>
+          <w:tcPr>
+            <w:tcW w:w="900" w:type="dxa"/>
+            <w:vAlign w:val="center"/>
+          </w:tcPr>
+          <w:p>
+            <w:pPr>
+              <w:pStyle w:val="TableTextX"/>
+            </w:pPr>
+            <w:r>
+              <w:t xml:space="preserve">USR-01</w:t>
+            </w:r>
+          </w:p>
+        </w:tc>
+        <w:tc>
+          <w:tcPr>
+            <w:tcW w:w="4600" w:type="dxa"/>
+            <w:vAlign w:val="center"/>
+          </w:tcPr>
+          <w:p>
+            <w:pPr>
+              <w:pStyle w:val="TableTextX"/>
+            </w:pPr>
+            <w:r>
+              <w:t xml:space="preserve">What blocks a delete today</w:t>
+            </w:r>
+          </w:p>
+        </w:tc>
+        <w:tc>
+          <w:tcPr>
+            <w:tcW w:w="3500" w:type="dxa"/>
+            <w:vAlign w:val="center"/>
+          </w:tcPr>
+          <w:p>
+            <w:pPr>
+              <w:pStyle w:val="TableTextX"/>
+            </w:pPr>
+            <w:r>
+              <w:t xml:space="preserve">Two foreign keys, both NO ACTION: issues.assigned_to and profiles.created_by. Roster shifts and the auth tables already cascade</w:t>
+            </w:r>
+          </w:p>
+        </w:tc>
+      </w:tr>
+      <w:tr>
+        <w:tc>
+          <w:tcPr>
+            <w:tcW w:w="900" w:type="dxa"/>
+            <w:vAlign w:val="center"/>
+          </w:tcPr>
+          <w:p>
+            <w:pPr>
+              <w:pStyle w:val="TableTextX"/>
+            </w:pPr>
+            <w:r>
+              <w:t xml:space="preserve">USR-02</w:t>
+            </w:r>
+          </w:p>
+        </w:tc>
+        <w:tc>
+          <w:tcPr>
+            <w:tcW w:w="4600" w:type="dxa"/>
+            <w:vAlign w:val="center"/>
+          </w:tcPr>
+          <w:p>
+            <w:pPr>
+              <w:pStyle w:val="TableTextX"/>
+            </w:pPr>
+            <w:r>
+              <w:t xml:space="preserve">Tickets released rather than deleted</w:t>
+            </w:r>
+          </w:p>
+        </w:tc>
+        <w:tc>
+          <w:tcPr>
+            <w:tcW w:w="3500" w:type="dxa"/>
+            <w:vAlign w:val="center"/>
+          </w:tcPr>
+          <w:p>
+            <w:pPr>
+              <w:pStyle w:val="TableTextX"/>
+            </w:pPr>
+            <w:r>
+              <w:t xml:space="preserve">5 released, 0 still assigned, each with an audit row explaining why</w:t>
+            </w:r>
+          </w:p>
+        </w:tc>
+      </w:tr>
+      <w:tr>
+        <w:tc>
+          <w:tcPr>
+            <w:tcW w:w="900" w:type="dxa"/>
+            <w:vAlign w:val="center"/>
+          </w:tcPr>
+          <w:p>
+            <w:pPr>
+              <w:pStyle w:val="TableTextX"/>
+            </w:pPr>
+            <w:r>
+              <w:t xml:space="preserve">USR-03</w:t>
+            </w:r>
+          </w:p>
+        </w:tc>
+        <w:tc>
+          <w:tcPr>
+            <w:tcW w:w="4600" w:type="dxa"/>
+            <w:vAlign w:val="center"/>
+          </w:tcPr>
+          <w:p>
+            <w:pPr>
+              <w:pStyle w:val="TableTextX"/>
+            </w:pPr>
+            <w:r>
+              <w:t xml:space="preserve">Issues must survive — the whole point</w:t>
+            </w:r>
+          </w:p>
+        </w:tc>
+        <w:tc>
+          <w:tcPr>
+            <w:tcW w:w="3500" w:type="dxa"/>
+            <w:vAlign w:val="center"/>
+          </w:tcPr>
+          <w:p>
+            <w:pPr>
+              <w:pStyle w:val="TableTextX"/>
+            </w:pPr>
+            <w:r>
+              <w:t xml:space="preserve">25 before, 25 after</w:t>
+            </w:r>
+          </w:p>
+        </w:tc>
+      </w:tr>
+      <w:tr>
+        <w:tc>
+          <w:tcPr>
+            <w:tcW w:w="900" w:type="dxa"/>
+            <w:vAlign w:val="center"/>
+          </w:tcPr>
+          <w:p>
+            <w:pPr>
+              <w:pStyle w:val="TableTextX"/>
+            </w:pPr>
+            <w:r>
+              <w:t xml:space="preserve">USR-04</w:t>
+            </w:r>
+          </w:p>
+        </w:tc>
+        <w:tc>
+          <w:tcPr>
+            <w:tcW w:w="4600" w:type="dxa"/>
+            <w:vAlign w:val="center"/>
+          </w:tcPr>
+          <w:p>
+            <w:pPr>
+              <w:pStyle w:val="TableTextX"/>
+            </w:pPr>
+            <w:r>
+              <w:t xml:space="preserve">Audit attribution must survive</w:t>
+            </w:r>
+          </w:p>
+        </w:tc>
+        <w:tc>
+          <w:tcPr>
+            <w:tcW w:w="3500" w:type="dxa"/>
+            <w:vAlign w:val="center"/>
+          </w:tcPr>
+          <w:p>
+            <w:pPr>
+              <w:pStyle w:val="TableTextX"/>
+            </w:pPr>
+            <w:r>
+              <w:t xml:space="preserve">25 staff audit rows before, 25 after. actor is text, not a foreign key</w:t>
+            </w:r>
+          </w:p>
+        </w:tc>
+      </w:tr>
+      <w:tr>
+        <w:tc>
+          <w:tcPr>
+            <w:tcW w:w="900" w:type="dxa"/>
+            <w:vAlign w:val="center"/>
+          </w:tcPr>
+          <w:p>
+            <w:pPr>
+              <w:pStyle w:val="TableTextX"/>
+            </w:pPr>
+            <w:r>
+              <w:t xml:space="preserve">USR-05</w:t>
+            </w:r>
+          </w:p>
+        </w:tc>
+        <w:tc>
+          <w:tcPr>
+            <w:tcW w:w="4600" w:type="dxa"/>
+            <w:vAlign w:val="center"/>
+          </w:tcPr>
+          <w:p>
+            <w:pPr>
+              <w:pStyle w:val="TableTextX"/>
+            </w:pPr>
+            <w:r>
+              <w:t xml:space="preserve">Profile, roster shifts and created_by pointers cleared</w:t>
+            </w:r>
+          </w:p>
+        </w:tc>
+        <w:tc>
+          <w:tcPr>
+            <w:tcW w:w="3500" w:type="dxa"/>
+            <w:vAlign w:val="center"/>
+          </w:tcPr>
+          <w:p>
+            <w:pPr>
+              <w:pStyle w:val="TableTextX"/>
+            </w:pPr>
+            <w:r>
+              <w:t xml:space="preserve">All zero after the delete</w:t>
+            </w:r>
+          </w:p>
+        </w:tc>
+      </w:tr>
+      <w:tr>
+        <w:tc>
+          <w:tcPr>
+            <w:tcW w:w="900" w:type="dxa"/>
+            <w:vAlign w:val="center"/>
+          </w:tcPr>
+          <w:p>
+            <w:pPr>
+              <w:pStyle w:val="TableTextX"/>
+            </w:pPr>
+            <w:r>
+              <w:t xml:space="preserve">USR-06</w:t>
+            </w:r>
+          </w:p>
+        </w:tc>
+        <w:tc>
+          <w:tcPr>
+            <w:tcW w:w="4600" w:type="dxa"/>
+            <w:vAlign w:val="center"/>
+          </w:tcPr>
+          <w:p>
+            <w:pPr>
+              <w:pStyle w:val="TableTextX"/>
+            </w:pPr>
+            <w:r>
+              <w:t xml:space="preserve">release_staff_references reachable only by the service role</w:t>
+            </w:r>
+          </w:p>
+        </w:tc>
+        <w:tc>
+          <w:tcPr>
+            <w:tcW w:w="3500" w:type="dxa"/>
+            <w:vAlign w:val="center"/>
+          </w:tcPr>
+          <w:p>
+            <w:pPr>
+              <w:pStyle w:val="TableTextX"/>
+            </w:pPr>
+            <w:r>
+              <w:t xml:space="preserve">anon=false, authenticated=false, service_role=true</w:t>
+            </w:r>
+          </w:p>
+        </w:tc>
+      </w:tr>
+      <w:tr>
+        <w:tc>
+          <w:tcPr>
+            <w:tcW w:w="900" w:type="dxa"/>
+            <w:vAlign w:val="center"/>
+          </w:tcPr>
+          <w:p>
+            <w:pPr>
+              <w:pStyle w:val="TableTextX"/>
+            </w:pPr>
+            <w:r>
+              <w:t xml:space="preserve">USR-07</w:t>
+            </w:r>
+          </w:p>
+        </w:tc>
+        <w:tc>
+          <w:tcPr>
+            <w:tcW w:w="4600" w:type="dxa"/>
+            <w:vAlign w:val="center"/>
+          </w:tcPr>
+          <w:p>
+            <w:pPr>
+              <w:pStyle w:val="TableTextX"/>
+            </w:pPr>
+            <w:r>
+              <w:t xml:space="preserve">Unauthenticated call to the delete action</w:t>
+            </w:r>
+          </w:p>
+        </w:tc>
+        <w:tc>
+          <w:tcPr>
+            <w:tcW w:w="3500" w:type="dxa"/>
+            <w:vAlign w:val="center"/>
+          </w:tcPr>
+          <w:p>
+            <w:pPr>
+              <w:pStyle w:val="TableTextX"/>
+            </w:pPr>
+            <w:r>
+              <w:t xml:space="preserve">HTTP 401</w:t>
+            </w:r>
+          </w:p>
+        </w:tc>
+      </w:tr>
+    </w:tbl>
+    <w:p>
+      <w:pPr>
+        <w:pStyle w:val="NoteX"/>
+      </w:pPr>
+      <w:r>
+        <w:t xml:space="preserve">Not yet exercised through the interface: self-delete refusal, the super-admin refusal, and a staff admin attempting to delete an engineer outside their department. All three are enforced in the Edge Function and mirrored in the UI, but only the database half has been tested.</w:t>
+      </w:r>
+    </w:p>
+    <w:p>
+      <w:pPr>
+        <w:pStyle w:val="SpacerX"/>
+      </w:pPr>
+    </w:p>
+    <w:p>
+      <w:pPr>
+        <w:pStyle w:val="Heading1"/>
+      </w:pPr>
+      <w:r>
+        <w:t xml:space="preserve">13. Regression Checks</w:t>
       </w:r>
     </w:p>
     <w:p>
@@ -3714,6 +5001,94 @@
           </w:p>
         </w:tc>
       </w:tr>
+      <w:tr>
+        <w:tc>
+          <w:tcPr>
+            <w:tcW w:w="900" w:type="dxa"/>
+            <w:vAlign w:val="center"/>
+          </w:tcPr>
+          <w:p>
+            <w:pPr>
+              <w:pStyle w:val="TableTextX"/>
+            </w:pPr>
+            <w:r>
+              <w:t xml:space="preserve">REG-06</w:t>
+            </w:r>
+          </w:p>
+        </w:tc>
+        <w:tc>
+          <w:tcPr>
+            <w:tcW w:w="4600" w:type="dxa"/>
+            <w:vAlign w:val="center"/>
+          </w:tcPr>
+          <w:p>
+            <w:pPr>
+              <w:pStyle w:val="TableTextX"/>
+            </w:pPr>
+            <w:r>
+              <w:t xml:space="preserve">Existing staff logins after the switch to invitations</w:t>
+            </w:r>
+          </w:p>
+        </w:tc>
+        <w:tc>
+          <w:tcPr>
+            <w:tcW w:w="3500" w:type="dxa"/>
+            <w:vAlign w:val="center"/>
+          </w:tcPr>
+          <w:p>
+            <w:pPr>
+              <w:pStyle w:val="TableTextX"/>
+            </w:pPr>
+            <w:r>
+              <w:t xml:space="preserve">Unaffected — existing users keep their passwords; only new accounts are invited</w:t>
+            </w:r>
+          </w:p>
+        </w:tc>
+      </w:tr>
+      <w:tr>
+        <w:tc>
+          <w:tcPr>
+            <w:tcW w:w="900" w:type="dxa"/>
+            <w:vAlign w:val="center"/>
+          </w:tcPr>
+          <w:p>
+            <w:pPr>
+              <w:pStyle w:val="TableTextX"/>
+            </w:pPr>
+            <w:r>
+              <w:t xml:space="preserve">REG-07</w:t>
+            </w:r>
+          </w:p>
+        </w:tc>
+        <w:tc>
+          <w:tcPr>
+            <w:tcW w:w="4600" w:type="dxa"/>
+            <w:vAlign w:val="center"/>
+          </w:tcPr>
+          <w:p>
+            <w:pPr>
+              <w:pStyle w:val="TableTextX"/>
+            </w:pPr>
+            <w:r>
+              <w:t xml:space="preserve">Deactivation after user deletion was added</w:t>
+            </w:r>
+          </w:p>
+        </w:tc>
+        <w:tc>
+          <w:tcPr>
+            <w:tcW w:w="3500" w:type="dxa"/>
+            <w:vAlign w:val="center"/>
+          </w:tcPr>
+          <w:p>
+            <w:pPr>
+              <w:pStyle w:val="TableTextX"/>
+            </w:pPr>
+            <w:r>
+              <w:t xml:space="preserve">Unchanged, including the trigger that returns an inactive user’s tickets to the queue</w:t>
+            </w:r>
+          </w:p>
+        </w:tc>
+      </w:tr>
     </w:tbl>
     <w:p>
       <w:pPr>
@@ -3725,7 +5100,7 @@
         <w:pStyle w:val="Heading1"/>
       </w:pPr>
       <w:r>
-        <w:t xml:space="preserve">11. Defects Found By These Tests</w:t>
+        <w:t xml:space="preserve">14. Defects Found By These Tests</w:t>
       </w:r>
     </w:p>
     <w:p>
@@ -4299,7 +5674,235 @@
           </w:p>
         </w:tc>
       </w:tr>
+      <w:tr>
+        <w:tc>
+          <w:tcPr>
+            <w:tcW w:w="4200" w:type="dxa"/>
+            <w:vAlign w:val="center"/>
+          </w:tcPr>
+          <w:p>
+            <w:pPr>
+              <w:pStyle w:val="TableTextX"/>
+            </w:pPr>
+            <w:r>
+              <w:t xml:space="preserve">ravi@@gmail.com passed email validation</w:t>
+            </w:r>
+          </w:p>
+        </w:tc>
+        <w:tc>
+          <w:tcPr>
+            <w:tcW w:w="2200" w:type="dxa"/>
+            <w:vAlign w:val="center"/>
+          </w:tcPr>
+          <w:p>
+            <w:pPr>
+              <w:pStyle w:val="TableTextX"/>
+            </w:pPr>
+            <w:r>
+              <w:t xml:space="preserve">VAL-01</w:t>
+            </w:r>
+          </w:p>
+        </w:tc>
+        <w:tc>
+          <w:tcPr>
+            <w:tcW w:w="2600" w:type="dxa"/>
+            <w:vAlign w:val="center"/>
+          </w:tcPr>
+          <w:p>
+            <w:pPr>
+              <w:pStyle w:val="TableTextX"/>
+            </w:pPr>
+            <w:r>
+              <w:t xml:space="preserve">Fixed — local part now checked for a second @</w:t>
+            </w:r>
+          </w:p>
+        </w:tc>
+      </w:tr>
+      <w:tr>
+        <w:tc>
+          <w:tcPr>
+            <w:tcW w:w="4200" w:type="dxa"/>
+            <w:vAlign w:val="center"/>
+          </w:tcPr>
+          <w:p>
+            <w:pPr>
+              <w:pStyle w:val="TableTextX"/>
+            </w:pPr>
+            <w:r>
+              <w:t xml:space="preserve">Password recovery had never worked at all</w:t>
+            </w:r>
+          </w:p>
+        </w:tc>
+        <w:tc>
+          <w:tcPr>
+            <w:tcW w:w="2200" w:type="dxa"/>
+            <w:vAlign w:val="center"/>
+          </w:tcPr>
+          <w:p>
+            <w:pPr>
+              <w:pStyle w:val="TableTextX"/>
+            </w:pPr>
+            <w:r>
+              <w:t xml:space="preserve">AUTH-01</w:t>
+            </w:r>
+          </w:p>
+        </w:tc>
+        <w:tc>
+          <w:tcPr>
+            <w:tcW w:w="2600" w:type="dxa"/>
+            <w:vAlign w:val="center"/>
+          </w:tcPr>
+          <w:p>
+            <w:pPr>
+              <w:pStyle w:val="TableTextX"/>
+            </w:pPr>
+            <w:r>
+              <w:t xml:space="preserve">Fixed — SMTP, site_url and redirect allow list</w:t>
+            </w:r>
+          </w:p>
+        </w:tc>
+      </w:tr>
+      <w:tr>
+        <w:tc>
+          <w:tcPr>
+            <w:tcW w:w="4200" w:type="dxa"/>
+            <w:vAlign w:val="center"/>
+          </w:tcPr>
+          <w:p>
+            <w:pPr>
+              <w:pStyle w:val="TableTextX"/>
+            </w:pPr>
+            <w:r>
+              <w:t xml:space="preserve">Recovery links landed on the resident report form</w:t>
+            </w:r>
+          </w:p>
+        </w:tc>
+        <w:tc>
+          <w:tcPr>
+            <w:tcW w:w="2200" w:type="dxa"/>
+            <w:vAlign w:val="center"/>
+          </w:tcPr>
+          <w:p>
+            <w:pPr>
+              <w:pStyle w:val="TableTextX"/>
+            </w:pPr>
+            <w:r>
+              <w:t xml:space="preserve">AUTH-03</w:t>
+            </w:r>
+          </w:p>
+        </w:tc>
+        <w:tc>
+          <w:tcPr>
+            <w:tcW w:w="2600" w:type="dxa"/>
+            <w:vAlign w:val="center"/>
+          </w:tcPr>
+          <w:p>
+            <w:pPr>
+              <w:pStyle w:val="TableTextX"/>
+            </w:pPr>
+            <w:r>
+              <w:t xml:space="preserve">Fixed — client-side routing</w:t>
+            </w:r>
+          </w:p>
+        </w:tc>
+      </w:tr>
+      <w:tr>
+        <w:tc>
+          <w:tcPr>
+            <w:tcW w:w="4200" w:type="dxa"/>
+            <w:vAlign w:val="center"/>
+          </w:tcPr>
+          <w:p>
+            <w:pPr>
+              <w:pStyle w:val="TableTextX"/>
+            </w:pPr>
+            <w:r>
+              <w:t xml:space="preserve">An MX check would have caught 1 typo in 8</w:t>
+            </w:r>
+          </w:p>
+        </w:tc>
+        <w:tc>
+          <w:tcPr>
+            <w:tcW w:w="2200" w:type="dxa"/>
+            <w:vAlign w:val="center"/>
+          </w:tcPr>
+          <w:p>
+            <w:pPr>
+              <w:pStyle w:val="TableTextX"/>
+            </w:pPr>
+            <w:r>
+              <w:t xml:space="preserve">VAL-06</w:t>
+            </w:r>
+          </w:p>
+        </w:tc>
+        <w:tc>
+          <w:tcPr>
+            <w:tcW w:w="2600" w:type="dxa"/>
+            <w:vAlign w:val="center"/>
+          </w:tcPr>
+          <w:p>
+            <w:pPr>
+              <w:pStyle w:val="TableTextX"/>
+            </w:pPr>
+            <w:r>
+              <w:t xml:space="preserve">Abandoned before being built</w:t>
+            </w:r>
+          </w:p>
+        </w:tc>
+      </w:tr>
+      <w:tr>
+        <w:tc>
+          <w:tcPr>
+            <w:tcW w:w="4200" w:type="dxa"/>
+            <w:vAlign w:val="center"/>
+          </w:tcPr>
+          <w:p>
+            <w:pPr>
+              <w:pStyle w:val="TableTextX"/>
+            </w:pPr>
+            <w:r>
+              <w:t xml:space="preserve">A partial config PATCH wiped the SMTP settings</w:t>
+            </w:r>
+          </w:p>
+        </w:tc>
+        <w:tc>
+          <w:tcPr>
+            <w:tcW w:w="2200" w:type="dxa"/>
+            <w:vAlign w:val="center"/>
+          </w:tcPr>
+          <w:p>
+            <w:pPr>
+              <w:pStyle w:val="TableTextX"/>
+            </w:pPr>
+            <w:r>
+              <w:t xml:space="preserve">Caused during this work</w:t>
+            </w:r>
+          </w:p>
+        </w:tc>
+        <w:tc>
+          <w:tcPr>
+            <w:tcW w:w="2600" w:type="dxa"/>
+            <w:vAlign w:val="center"/>
+          </w:tcPr>
+          <w:p>
+            <w:pPr>
+              <w:pStyle w:val="TableTextX"/>
+            </w:pPr>
+            <w:r>
+              <w:t xml:space="preserve">Re-entered by hand; recorded so it is not repeated</w:t>
+            </w:r>
+          </w:p>
+        </w:tc>
+      </w:tr>
     </w:tbl>
+    <w:p>
+      <w:pPr>
+        <w:pStyle w:val="NoteX"/>
+      </w:pPr>
+      <w:r>
+        <w:t xml:space="preserve">Two of these were introduced by the work that found them, and one — the SMTP wipe — was caused by the testing process itself rather than found by it. The Supabase auth config API treats every smtp_* field as one group, so patching a single key cleared the rest, including a password that cannot be read back.</w:t>
+      </w:r>
+    </w:p>
     <w:p>
       <w:pPr>
         <w:pStyle w:val="SpacerX"/>
@@ -4310,7 +5913,7 @@
         <w:pStyle w:val="Heading1"/>
       </w:pPr>
       <w:r>
-        <w:t xml:space="preserve">12. Known Gaps</w:t>
+        <w:t xml:space="preserve">15. Known Gaps</w:t>
       </w:r>
     </w:p>
     <w:p>
@@ -4369,6 +5972,200 @@
         <w:t xml:space="preserve">•  No accessibility audit has been run beyond the keyboard and screen-reader affordances built into individual components.</w:t>
       </w:r>
     </w:p>
+    <w:p>
+      <w:pPr>
+        <w:pStyle w:val="BodyX"/>
+      </w:pPr>
+      <w:r>
+        <w:t xml:space="preserve">•  The invitation flow has not been run end to end: no staff account has yet been created by invitation and activated from the link.</w:t>
+      </w:r>
+    </w:p>
+    <w:p>
+      <w:pPr>
+        <w:pStyle w:val="BodyX"/>
+      </w:pPr>
+      <w:r>
+        <w:t xml:space="preserve">•  User deletion has been verified in the database but not through the interface — the self-delete, super-admin and cross-department refusals are untested.</w:t>
+      </w:r>
+    </w:p>
+    <w:p>
+      <w:pPr>
+        <w:pStyle w:val="BodyX"/>
+      </w:pPr>
+      <w:r>
+        <w:t xml:space="preserve">•  Email validation was verified by extracting the function’s source and running it locally. It has not been exercised through the live endpoint, which requires a staff session.</w:t>
+      </w:r>
+    </w:p>
+    <w:p>
+      <w:pPr>
+        <w:pStyle w:val="SpacerX"/>
+      </w:pPr>
+    </w:p>
+    <w:p>
+      <w:pPr>
+        <w:pStyle w:val="BodyX"/>
+      </w:pPr>
+      <w:r>
+        <w:rPr>
+          <w:b/>
+        </w:rPr>
+        <w:t xml:space="preserve">Assertions that did not survive checking.</w:t>
+      </w:r>
+      <w:r>
+        <w:t xml:space="preserve"> Three claims made during this work turned out to be wrong and were corrected only because something was checked afterwards. They are listed because they say more about how far to trust an untested assertion than the passing cases do.</w:t>
+      </w:r>
+    </w:p>
+    <w:tbl>
+      <w:tblPr>
+        <w:tblW w:w="0" w:type="auto"/>
+        <w:tblBorders>
+          <w:top w:val="single" w:sz="4" w:space="0" w:color="CBD5E1"/>
+          <w:left w:val="single" w:sz="4" w:space="0" w:color="CBD5E1"/>
+          <w:bottom w:val="single" w:sz="4" w:space="0" w:color="CBD5E1"/>
+          <w:right w:val="single" w:sz="4" w:space="0" w:color="CBD5E1"/>
+          <w:insideH w:val="single" w:sz="4" w:space="0" w:color="CBD5E1"/>
+          <w:insideV w:val="single" w:sz="4" w:space="0" w:color="CBD5E1"/>
+        </w:tblBorders>
+        <w:tblCellMar>
+          <w:top w:w="60" w:type="dxa"/>
+          <w:left w:w="110" w:type="dxa"/>
+          <w:bottom w:w="60" w:type="dxa"/>
+          <w:right w:w="110" w:type="dxa"/>
+        </w:tblCellMar>
+      </w:tblPr>
+      <w:tblGrid>
+        <w:gridCol w:w="4200"/>
+        <w:gridCol w:w="4800"/>
+      </w:tblGrid>
+      <w:tr>
+        <w:tc>
+          <w:tcPr>
+            <w:tcW w:w="4200" w:type="dxa"/>
+            <w:shd w:val="clear" w:color="auto" w:fill="F1F5F9"/>
+            <w:vAlign w:val="center"/>
+          </w:tcPr>
+          <w:p>
+            <w:pPr>
+              <w:pStyle w:val="TableTextX"/>
+            </w:pPr>
+            <w:r>
+              <w:rPr>
+                <w:b/>
+              </w:rPr>
+              <w:t xml:space="preserve">Claimed</w:t>
+            </w:r>
+          </w:p>
+        </w:tc>
+        <w:tc>
+          <w:tcPr>
+            <w:tcW w:w="4800" w:type="dxa"/>
+            <w:shd w:val="clear" w:color="auto" w:fill="F1F5F9"/>
+            <w:vAlign w:val="center"/>
+          </w:tcPr>
+          <w:p>
+            <w:pPr>
+              <w:pStyle w:val="TableTextX"/>
+            </w:pPr>
+            <w:r>
+              <w:rPr>
+                <w:b/>
+              </w:rPr>
+              <w:t xml:space="preserve">Actually</w:t>
+            </w:r>
+          </w:p>
+        </w:tc>
+      </w:tr>
+      <w:tr>
+        <w:tc>
+          <w:tcPr>
+            <w:tcW w:w="4200" w:type="dxa"/>
+            <w:vAlign w:val="center"/>
+          </w:tcPr>
+          <w:p>
+            <w:pPr>
+              <w:pStyle w:val="TableTextX"/>
+            </w:pPr>
+            <w:r>
+              <w:t xml:space="preserve">"The email arrived, so Gmail accepted the send"</w:t>
+            </w:r>
+          </w:p>
+        </w:tc>
+        <w:tc>
+          <w:tcPr>
+            <w:tcW w:w="4800" w:type="dxa"/>
+            <w:vAlign w:val="center"/>
+          </w:tcPr>
+          <w:p>
+            <w:pPr>
+              <w:pStyle w:val="TableTextX"/>
+            </w:pPr>
+            <w:r>
+              <w:t xml:space="preserve">No email had been sent at all. recovery_sent_at was null for every user</w:t>
+            </w:r>
+          </w:p>
+        </w:tc>
+      </w:tr>
+      <w:tr>
+        <w:tc>
+          <w:tcPr>
+            <w:tcW w:w="4200" w:type="dxa"/>
+            <w:vAlign w:val="center"/>
+          </w:tcPr>
+          <w:p>
+            <w:pPr>
+              <w:pStyle w:val="TableTextX"/>
+            </w:pPr>
+            <w:r>
+              <w:t xml:space="preserve">"The link will land on the set-password page"</w:t>
+            </w:r>
+          </w:p>
+        </w:tc>
+        <w:tc>
+          <w:tcPr>
+            <w:tcW w:w="4800" w:type="dxa"/>
+            <w:vAlign w:val="center"/>
+          </w:tcPr>
+          <w:p>
+            <w:pPr>
+              <w:pStyle w:val="TableTextX"/>
+            </w:pPr>
+            <w:r>
+              <w:t xml:space="preserve">It landed on the resident report form. A recovery link carries no destination of its own</w:t>
+            </w:r>
+          </w:p>
+        </w:tc>
+      </w:tr>
+      <w:tr>
+        <w:tc>
+          <w:tcPr>
+            <w:tcW w:w="4200" w:type="dxa"/>
+            <w:vAlign w:val="center"/>
+          </w:tcPr>
+          <w:p>
+            <w:pPr>
+              <w:pStyle w:val="TableTextX"/>
+            </w:pPr>
+            <w:r>
+              <w:t xml:space="preserve">"iitp.ac.in would be rejected by the MX check"</w:t>
+            </w:r>
+          </w:p>
+        </w:tc>
+        <w:tc>
+          <w:tcPr>
+            <w:tcW w:w="4800" w:type="dxa"/>
+            <w:vAlign w:val="center"/>
+          </w:tcPr>
+          <w:p>
+            <w:pPr>
+              <w:pStyle w:val="TableTextX"/>
+            </w:pPr>
+            <w:r>
+              <w:t xml:space="preserve">A counting bug in the test harness. The domain has an MX record and passes</w:t>
+            </w:r>
+          </w:p>
+        </w:tc>
+      </w:tr>
+    </w:tbl>
     <w:sectPr>
       <w:pgSz w:w="11906" w:h="16838"/>
       <w:pgMar w:top="1021" w:right="1021" w:bottom="1021" w:left="1021" w:header="708" w:footer="708" w:gutter="0"/>

--- a/CivicPulse_Test_Cases.docx
+++ b/CivicPulse_Test_Cases.docx
@@ -4672,13 +4672,57 @@
           </w:p>
         </w:tc>
       </w:tr>
+      <w:tr>
+        <w:tc>
+          <w:tcPr>
+            <w:tcW w:w="900" w:type="dxa"/>
+            <w:vAlign w:val="center"/>
+          </w:tcPr>
+          <w:p>
+            <w:pPr>
+              <w:pStyle w:val="TableTextX"/>
+            </w:pPr>
+            <w:r>
+              <w:t xml:space="preserve">USR-08</w:t>
+            </w:r>
+          </w:p>
+        </w:tc>
+        <w:tc>
+          <w:tcPr>
+            <w:tcW w:w="4600" w:type="dxa"/>
+            <w:vAlign w:val="center"/>
+          </w:tcPr>
+          <w:p>
+            <w:pPr>
+              <w:pStyle w:val="TableTextX"/>
+            </w:pPr>
+            <w:r>
+              <w:t xml:space="preserve">Two real deletions through the Team page, three minutes after release</w:t>
+            </w:r>
+          </w:p>
+        </w:tc>
+        <w:tc>
+          <w:tcPr>
+            <w:tcW w:w="3500" w:type="dxa"/>
+            <w:vAlign w:val="center"/>
+          </w:tcPr>
+          <w:p>
+            <w:pPr>
+              <w:pStyle w:val="TableTextX"/>
+            </w:pPr>
+            <w:r>
+              <w:t xml:space="preserve">Accounts fell from 11 to 9. Six tickets released across the two — CP-000008, 016, 023, 025, 030 and 033 — each with its own audit row naming who was removed. No issue was deleted</w:t>
+            </w:r>
+          </w:p>
+        </w:tc>
+      </w:tr>
     </w:tbl>
     <w:p>
       <w:pPr>
         <w:pStyle w:val="NoteX"/>
       </w:pPr>
       <w:r>
-        <w:t xml:space="preserve">Not yet exercised through the interface: self-delete refusal, the super-admin refusal, and a staff admin attempting to delete an engineer outside their department. All three are enforced in the Edge Function and mirrored in the UI, but only the database half has been tested.</w:t>
+        <w:t xml:space="preserve">USR-08 is the only case in this document confirmed on production data rather than in a rolled-back transaction, because deletion is the one feature whose effects cannot be rehearsed and then undone. Three refusals remain untested: deleting yourself, deleting a super admin, and a staff admin reaching an engineer in another department. All are enforced in the Edge Function and mirrored in the interface.</w:t>
       </w:r>
     </w:p>
     <w:p>
@@ -5985,7 +6029,7 @@
         <w:pStyle w:val="BodyX"/>
       </w:pPr>
       <w:r>
-        <w:t xml:space="preserve">•  User deletion has been verified in the database but not through the interface — the self-delete, super-admin and cross-department refusals are untested.</w:t>
+        <w:t xml:space="preserve">•  User deletion works and has been used in production (USR-08), but three refusals remain untested: self-delete, deleting a super admin, and reaching another department’s engineer.</w:t>
       </w:r>
     </w:p>
     <w:p>
